--- a/deliverables/Tethered-Player-Guide.docx
+++ b/deliverables/Tethered-Player-Guide.docx
@@ -83,7 +83,7 @@
           <w:b/>
           <w:bCs/>
         </w:rPr>
-        <w:t xml:space="preserve">https://example.test/</w:t>
+        <w:t xml:space="preserve">https://solvexsystemsshared.github.io/tethered/</w:t>
       </w:r>
       <w:r>
         <w:t xml:space="preserve"> — no download or account needed. Tip: add it to your home screen to play fullscreen (and offline on one device).</w:t>
@@ -251,7 +251,27 @@
         <w:t xml:space="preserve">Skip tutorial ›</w:t>
       </w:r>
       <w:r>
-        <w:t xml:space="preserve"> (bottom right) appears during the tutorial.</w:t>
+        <w:t xml:space="preserve"> (top right) appears during the tutorial. On a keyboard, </w:t>
+      </w:r>
+      <w:r>
+        <w:rPr>
+          <w:b/>
+          <w:bCs/>
+        </w:rPr>
+        <w:t xml:space="preserve">Esc</w:t>
+      </w:r>
+      <w:r>
+        <w:t xml:space="preserve"> or </w:t>
+      </w:r>
+      <w:r>
+        <w:rPr>
+          <w:b/>
+          <w:bCs/>
+        </w:rPr>
+        <w:t xml:space="preserve">P</w:t>
+      </w:r>
+      <w:r>
+        <w:t xml:space="preserve"> pauses.</w:t>
       </w:r>
     </w:p>
     <w:p>
@@ -391,7 +411,7 @@
         <w:spacing w:after="60" w:line="264"/>
       </w:pPr>
       <w:r>
-        <w:t xml:space="preserve">The first time, a short interactive tutorial starts. Do what it says — move into your ring, move together, stretch the rope, sweep an enemy, grab the gem. You can skip it.</w:t>
+        <w:t xml:space="preserve">The first time, a short interactive tutorial starts. Do what it says — move into your ring, move together, stretch the rope, sweep an enemy, grab the gem, unlock a power-up together. You can skip it.</w:t>
       </w:r>
     </w:p>
     <w:p>
@@ -561,7 +581,7 @@
         <w:t xml:space="preserve">1–3 stars</w:t>
       </w:r>
       <w:r>
-        <w:t xml:space="preserve">: ★ win · ★★ win with 3+ lives left · ★★★ win with 5+ lives left and 23,200+ points. Lost to the boss? </w:t>
+        <w:t xml:space="preserve">: ★ win · ★★ win taking 4 hits or fewer · ★★★ a flawless win (no hits) in under 7:05. Lost to the boss? </w:t>
       </w:r>
       <w:r>
         <w:rPr>
